--- a/NY-DFS-23-NYCRR-500/CSW-NYDFS-Reference-Design.docx
+++ b/NY-DFS-23-NYCRR-500/CSW-NYDFS-Reference-Design.docx
@@ -37,13 +37,13 @@
         <w:t xml:space="preserve">Cisco Secure Workload — NY DFS 23 NYCRR Part 500</w:t>
       </w:r>
     </w:p>
-    <w:bookmarkStart w:id="9" w:name="X5ceff86dee9d497d5f57b486e16759bbb0f1141"/>
+    <w:bookmarkStart w:id="9" w:name="Xa320c48513b843e8697880c55b94a618d4912ab"/>
     <w:p>
       <w:pPr>
         <w:pStyle w:val="Heading2"/>
       </w:pPr>
       <w:r>
-        <w:t xml:space="preserve">Technical Runbook | Covered Entities (Banks, Insurers, Financial-Services Licensees)</w:t>
+        <w:t xml:space="preserve">Reference Design | Covered Entities (Banks, Insurers, Financial-Services Licensees)</w:t>
       </w:r>
     </w:p>
     <w:p>
@@ -111,7 +111,7 @@
         <w:t xml:space="preserve"> </w:t>
       </w:r>
       <w:r>
-        <w:t xml:space="preserve">This runbook references 23 NYCRR Part 500 as amended on 1 November 2023 (the "Second Amendment"). Several requirements have phased transition dates through 2024–2025 (e.g. 500.7 access privileges; 500.13 asset management; 500.14 monitoring; 500.15 encryption; 500.17 notice provisions). Confirm the applicable effective date for each requirement against the DFS published rule.</w:t>
+        <w:t xml:space="preserve">This reference design references 23 NYCRR Part 500 as amended on 1 November 2023 (the "Second Amendment"). Several requirements have phased transition dates through 2024–2025 (e.g. 500.7 access privileges; 500.13 asset management; 500.14 monitoring; 500.15 encryption; 500.17 notice provisions). Confirm the applicable effective date for each requirement against the DFS published rule.</w:t>
       </w:r>
     </w:p>
     <w:p>
@@ -129,7 +129,7 @@
         <w:t xml:space="preserve"> </w:t>
       </w:r>
       <w:r>
-        <w:t xml:space="preserve">Cisco does not yet publish Part 500-specific CSW UI navigation; framework-specific paths are on the product roadmap. This runbook describes CSW</w:t>
+        <w:t xml:space="preserve">Cisco does not yet publish Part 500-specific CSW UI navigation; framework-specific paths are on the product roadmap. This reference design describes CSW</w:t>
       </w:r>
       <w:r>
         <w:t xml:space="preserve"> </w:t>
@@ -208,7 +208,7 @@
           <w:b/>
           <w:bCs/>
         </w:rPr>
-        <w:t xml:space="preserve">Questions this runbook helps you answer:</w:t>
+        <w:t xml:space="preserve">Questions this reference design helps you answer:</w:t>
       </w:r>
     </w:p>
     <w:p>
